--- a/lessons/6-12-group2/homework.docx
+++ b/lessons/6-12-group2/homework.docx
@@ -115,7 +115,7 @@
           <wp:inline distT="0" distB="0" distL="0" distR="0">
             <wp:extent cx="1047750" cy="790575"/>
             <wp:effectExtent t="0" r="0" b="0" l="0"/>
-            <wp:docPr id="1" name="" descr="" title=""/>
+            <wp:docPr id="1" name="Least Common Multiple" descr="Picture illustrating the vocabulary word &quot;Least Common Multiple&quot;" title="Least Common Multiple"/>
             <wp:cNvGraphicFramePr>
               <a:graphicFrameLocks xmlns:a="http://schemas.openxmlformats.org/drawingml/2006/main" noChangeAspect="1"/>
             </wp:cNvGraphicFramePr>
@@ -178,7 +178,7 @@
           <wp:inline distT="0" distB="0" distL="0" distR="0">
             <wp:extent cx="1047750" cy="790575"/>
             <wp:effectExtent t="0" r="0" b="0" l="0"/>
-            <wp:docPr id="1" name="" descr="" title=""/>
+            <wp:docPr id="1" name="Multiple" descr="Picture illustrating the vocabulary word &quot;Multiple&quot;" title="Multiple"/>
             <wp:cNvGraphicFramePr>
               <a:graphicFrameLocks xmlns:a="http://schemas.openxmlformats.org/drawingml/2006/main" noChangeAspect="1"/>
             </wp:cNvGraphicFramePr>
@@ -241,7 +241,7 @@
           <wp:inline distT="0" distB="0" distL="0" distR="0">
             <wp:extent cx="1047750" cy="790575"/>
             <wp:effectExtent t="0" r="0" b="0" l="0"/>
-            <wp:docPr id="1" name="" descr="" title=""/>
+            <wp:docPr id="1" name="Common multiple" descr="Picture illustrating the vocabulary word &quot;Common multiple&quot;" title="Common multiple"/>
             <wp:cNvGraphicFramePr>
               <a:graphicFrameLocks xmlns:a="http://schemas.openxmlformats.org/drawingml/2006/main" noChangeAspect="1"/>
             </wp:cNvGraphicFramePr>
@@ -304,7 +304,7 @@
           <wp:inline distT="0" distB="0" distL="0" distR="0">
             <wp:extent cx="1047750" cy="790575"/>
             <wp:effectExtent t="0" r="0" b="0" l="0"/>
-            <wp:docPr id="1" name="" descr="" title=""/>
+            <wp:docPr id="1" name="Skip counting" descr="Picture illustrating the vocabulary word &quot;Skip counting&quot;" title="Skip counting"/>
             <wp:cNvGraphicFramePr>
               <a:graphicFrameLocks xmlns:a="http://schemas.openxmlformats.org/drawingml/2006/main" noChangeAspect="1"/>
             </wp:cNvGraphicFramePr>
@@ -367,7 +367,7 @@
           <wp:inline distT="0" distB="0" distL="0" distR="0">
             <wp:extent cx="1047750" cy="790575"/>
             <wp:effectExtent t="0" r="0" b="0" l="0"/>
-            <wp:docPr id="1" name="" descr="" title=""/>
+            <wp:docPr id="1" name="Prime factorization" descr="Picture illustrating the vocabulary word &quot;Prime factorization&quot;" title="Prime factorization"/>
             <wp:cNvGraphicFramePr>
               <a:graphicFrameLocks xmlns:a="http://schemas.openxmlformats.org/drawingml/2006/main" noChangeAspect="1"/>
             </wp:cNvGraphicFramePr>
@@ -461,23 +461,23 @@
         <w:spacing w:after="40" w:before="0"/>
       </w:pPr>
       <w:r>
-        <w:t xml:space="preserve">     A. 9:00 AM (60 minutes later)</w:t>
-      </w:r>
-    </w:p>
-    <w:p>
-      <w:pPr>
-        <w:spacing w:after="40" w:before="0"/>
-      </w:pPr>
-      <w:r>
-        <w:t xml:space="preserve">     B. 8:30 AM (30 minutes later)</w:t>
-      </w:r>
-    </w:p>
-    <w:p>
-      <w:pPr>
-        <w:spacing w:after="40" w:before="0"/>
-      </w:pPr>
-      <w:r>
-        <w:t xml:space="preserve">     C. 8:40 AM (40 minutes later)</w:t>
+        <w:t xml:space="preserve">     A. 8:30 AM (30 minutes later)</w:t>
+      </w:r>
+    </w:p>
+    <w:p>
+      <w:pPr>
+        <w:spacing w:after="40" w:before="0"/>
+      </w:pPr>
+      <w:r>
+        <w:t xml:space="preserve">     B. 8:40 AM (40 minutes later)</w:t>
+      </w:r>
+    </w:p>
+    <w:p>
+      <w:pPr>
+        <w:spacing w:after="40" w:before="0"/>
+      </w:pPr>
+      <w:r>
+        <w:t xml:space="preserve">     C. 9:00 AM (60 minutes later)</w:t>
       </w:r>
     </w:p>
     <w:p>
@@ -780,7 +780,7 @@
           <w:b/>
           <w:bCs/>
         </w:rPr>
-        <w:t xml:space="preserve">1. A. 9:00 AM (60 minutes later)</w:t>
+        <w:t xml:space="preserve">1. C. 9:00 AM (60 minutes later)</w:t>
       </w:r>
     </w:p>
     <w:p>
@@ -1081,7 +1081,14 @@
 <file path=word/styles.xml><?xml version="1.0" encoding="utf-8"?>
 <w:styles xmlns:mc="http://schemas.openxmlformats.org/markup-compatibility/2006" xmlns:r="http://schemas.openxmlformats.org/officeDocument/2006/relationships" xmlns:w="http://schemas.openxmlformats.org/wordprocessingml/2006/main" xmlns:w14="http://schemas.microsoft.com/office/word/2010/wordml" xmlns:w15="http://schemas.microsoft.com/office/word/2012/wordml" mc:Ignorable="w14 w15">
   <w:docDefaults>
-    <w:rPrDefault/>
+    <w:rPrDefault>
+      <w:rPr>
+        <w:rFonts w:ascii="Arial" w:cs="Arial" w:eastAsia="Arial" w:hAnsi="Arial"/>
+        <w:sz w:val="22"/>
+        <w:szCs w:val="22"/>
+        <w:lang w:val="en-US"/>
+      </w:rPr>
+    </w:rPrDefault>
     <w:pPrDefault/>
   </w:docDefaults>
   <w:style w:type="paragraph" w:styleId="Title">
@@ -1099,10 +1106,16 @@
     <w:basedOn w:val="Normal"/>
     <w:next w:val="Normal"/>
     <w:qFormat/>
-    <w:rPr>
-      <w:color w:val="2E74B5"/>
-      <w:sz w:val="32"/>
-      <w:szCs w:val="32"/>
+    <w:pPr>
+      <w:keepNext/>
+    </w:pPr>
+    <w:rPr>
+      <w:rFonts w:ascii="Arial" w:cs="Arial" w:eastAsia="Arial" w:hAnsi="Arial"/>
+      <w:b/>
+      <w:bCs/>
+      <w:color w:val="183E56"/>
+      <w:sz w:val="34"/>
+      <w:szCs w:val="34"/>
     </w:rPr>
   </w:style>
   <w:style w:type="paragraph" w:styleId="Heading2">
@@ -1110,8 +1123,14 @@
     <w:basedOn w:val="Normal"/>
     <w:next w:val="Normal"/>
     <w:qFormat/>
-    <w:rPr>
-      <w:color w:val="2E74B5"/>
+    <w:pPr>
+      <w:keepNext/>
+    </w:pPr>
+    <w:rPr>
+      <w:rFonts w:ascii="Arial" w:cs="Arial" w:eastAsia="Arial" w:hAnsi="Arial"/>
+      <w:b/>
+      <w:bCs/>
+      <w:color w:val="176B70"/>
       <w:sz w:val="26"/>
       <w:szCs w:val="26"/>
     </w:rPr>

--- a/lessons/6-12-group2/homework.docx
+++ b/lessons/6-12-group2/homework.docx
@@ -753,148 +753,6 @@
         <w:t xml:space="preserve">______________________________________________________________________</w:t>
       </w:r>
     </w:p>
-    <w:p>
-      <w:r>
-        <w:br w:type="page"/>
-      </w:r>
-    </w:p>
-    <w:p>
-      <w:pPr>
-        <w:pStyle w:val="Heading1"/>
-        <w:spacing w:after="120"/>
-      </w:pPr>
-      <w:r>
-        <w:rPr>
-          <w:b/>
-          <w:bCs/>
-        </w:rPr>
-        <w:t xml:space="preserve">Answer Key (Teacher)</w:t>
-      </w:r>
-    </w:p>
-    <w:p>
-      <w:pPr>
-        <w:spacing w:after="40" w:before="0"/>
-      </w:pPr>
-      <w:r>
-        <w:rPr>
-          <w:b/>
-          <w:bCs/>
-        </w:rPr>
-        <w:t xml:space="preserve">1. C. 9:00 AM (60 minutes later)</w:t>
-      </w:r>
-    </w:p>
-    <w:p>
-      <w:pPr>
-        <w:spacing w:after="20" w:before="0"/>
-      </w:pPr>
-      <w:r>
-        <w:t xml:space="preserve">     LCM(15, 20) = 60 minutes. Both buses return together 60 minutes after 8:00 AM, at 9:00 AM.</w:t>
-      </w:r>
-    </w:p>
-    <w:p>
-      <w:pPr>
-        <w:spacing w:after="80" w:before="0"/>
-      </w:pPr>
-      <w:r>
-        <w:rPr>
-          <w:i/>
-          <w:iCs/>
-        </w:rPr>
-        <w:t xml:space="preserve">     Watch for: A common mistake in Least Common Multiple is multiplying the two numbers together instead of listing multiples to find the smallest shared one. For example, for 4 and 6, a student calculates 4 × 6 = 24 and calls that the LCM, but the actual least common multiple is 12 (multiples of 4: 4, 8, 12; multiples of 6: 6, 12 — 12 is the first number that appears in both lists). This shortcut only works when the two numbers share no common factors (like 4 and 9, where the LCM really is 36 = 4 × 9); for numbers like 4 and 6 that share a factor of 2, multiplying overshoots the true LCM. Always list multiples of both numbers and pick the first one that appears in both lists.</w:t>
-      </w:r>
-    </w:p>
-    <w:p>
-      <w:pPr>
-        <w:spacing w:after="40" w:before="0"/>
-      </w:pPr>
-      <w:r>
-        <w:rPr>
-          <w:b/>
-          <w:bCs/>
-        </w:rPr>
-        <w:t xml:space="preserve">2. Spot Maya's Mistake — LCM of 6 and 9</w:t>
-      </w:r>
-    </w:p>
-    <w:p>
-      <w:pPr>
-        <w:spacing w:after="20" w:before="0"/>
-      </w:pPr>
-      <w:r>
-        <w:t xml:space="preserve">     The mistake is in Step 4.</w:t>
-      </w:r>
-    </w:p>
-    <w:p>
-      <w:pPr>
-        <w:spacing w:after="20" w:before="0"/>
-      </w:pPr>
-      <w:r>
-        <w:t xml:space="preserve">     Correct work: The LCM is not just the larger number. Check: 9 is in the multiples of 9, but it is NOT in the multiples of 6 (6, 12, 18...). The first number in BOTH lists is 18, so the LCM of 6 and 9 is 18.</w:t>
-      </w:r>
-    </w:p>
-    <w:p>
-      <w:pPr>
-        <w:spacing w:after="80" w:before="0"/>
-      </w:pPr>
-      <w:r>
-        <w:t xml:space="preserve">     Watch for: In the last step Maya chose 9 just because it is the larger number, but 9 never appears in the multiples of 6 (6, 12, 18, 24). The LCM has to be in both lists, and the first number in both is 18, so the LCM of 6 and 9 is 18.</w:t>
-      </w:r>
-    </w:p>
-    <w:p>
-      <w:pPr>
-        <w:spacing w:after="40" w:before="0"/>
-      </w:pPr>
-      <w:r>
-        <w:rPr>
-          <w:b/>
-          <w:bCs/>
-        </w:rPr>
-        <w:t xml:space="preserve">3. Find Jaylen's Mistake</w:t>
-      </w:r>
-    </w:p>
-    <w:p>
-      <w:pPr>
-        <w:spacing w:after="20" w:before="0"/>
-      </w:pPr>
-      <w:r>
-        <w:t xml:space="preserve">     The mistake is in Step 5.</w:t>
-      </w:r>
-    </w:p>
-    <w:p>
-      <w:pPr>
-        <w:spacing w:after="20" w:before="0"/>
-      </w:pPr>
-      <w:r>
-        <w:t xml:space="preserve">     Correct work: LCM = 24 (the least common multiple is the SMALLEST shared multiple, not just any common multiple)</w:t>
-      </w:r>
-    </w:p>
-    <w:p>
-      <w:pPr>
-        <w:spacing w:after="80" w:before="0"/>
-      </w:pPr>
-      <w:r>
-        <w:t xml:space="preserve">     Watch for: Jaylen listed the common multiples 24 and 48 correctly, but in the final step he chose 48 instead of the smaller one. LEAST common multiple means the smallest shared multiple, so the answer is 24.</w:t>
-      </w:r>
-    </w:p>
-    <w:p>
-      <w:pPr>
-        <w:spacing w:after="40" w:before="0"/>
-      </w:pPr>
-      <w:r>
-        <w:rPr>
-          <w:b/>
-          <w:bCs/>
-        </w:rPr>
-        <w:t xml:space="preserve">4. Open response — answers will vary.</w:t>
-      </w:r>
-    </w:p>
-    <w:p>
-      <w:pPr>
-        <w:spacing w:after="80" w:before="0"/>
-      </w:pPr>
-      <w:r>
-        <w:t xml:space="preserve">     Look for key words: LCM, least, common, multiple, 20, packs, equal, none left over.</w:t>
-      </w:r>
-    </w:p>
     <w:sectPr>
       <w:pgSz w:w="11906" w:h="16838" w:orient="portrait"/>
       <w:pgMar w:top="720" w:right="900" w:bottom="720" w:left="900" w:header="708" w:footer="708" w:gutter="0"/>
